--- a/docs/manuals/04_システム管理者マニュアル.docx
+++ b/docs/manuals/04_システム管理者マニュアル.docx
@@ -105,7 +105,7 @@
                 <w:rFonts w:ascii="Arial" w:hAnsi="Arial" w:eastAsia="Yu Gothic"/>
                 <w:sz w:val="18"/>
               </w:rPr>
-              <w:t>Ver.1.0</w:t>
+              <w:t>Ver.1.1</w:t>
             </w:r>
           </w:p>
         </w:tc>
@@ -445,6 +445,88 @@
                 <w:rFonts w:ascii="Arial" w:hAnsi="Arial" w:eastAsia="Yu Gothic"/>
                 <w:sz w:val="17"/>
               </w:rPr>
+              <w:t>1.1</w:t>
+            </w:r>
+          </w:p>
+        </w:tc>
+        <w:tc>
+          <w:tcPr>
+            <w:tcW w:type="dxa" w:w="1655"/>
+            <w:tcMar>
+              <w:top w:w="90" w:type="dxa"/>
+              <w:start w:w="120" w:type="dxa"/>
+              <w:bottom w:w="90" w:type="dxa"/>
+              <w:end w:w="120" w:type="dxa"/>
+            </w:tcMar>
+          </w:tcPr>
+          <w:p>
+            <w:r>
+              <w:rPr>
+                <w:rFonts w:ascii="Arial" w:hAnsi="Arial" w:eastAsia="Yu Gothic"/>
+                <w:sz w:val="17"/>
+              </w:rPr>
+              <w:t>2026年7月14日</w:t>
+            </w:r>
+          </w:p>
+        </w:tc>
+        <w:tc>
+          <w:tcPr>
+            <w:tcW w:type="dxa" w:w="5472"/>
+            <w:tcMar>
+              <w:top w:w="90" w:type="dxa"/>
+              <w:start w:w="120" w:type="dxa"/>
+              <w:bottom w:w="90" w:type="dxa"/>
+              <w:end w:w="120" w:type="dxa"/>
+            </w:tcMar>
+          </w:tcPr>
+          <w:p>
+            <w:r>
+              <w:rPr>
+                <w:rFonts w:ascii="Arial" w:hAnsi="Arial" w:eastAsia="Yu Gothic"/>
+                <w:sz w:val="17"/>
+              </w:rPr>
+              <w:t>最終レビュー：権限・未実装範囲・引継ぎ確認を明確化</w:t>
+            </w:r>
+          </w:p>
+        </w:tc>
+        <w:tc>
+          <w:tcPr>
+            <w:tcW w:type="dxa" w:w="1440"/>
+            <w:tcMar>
+              <w:top w:w="90" w:type="dxa"/>
+              <w:start w:w="120" w:type="dxa"/>
+              <w:bottom w:w="90" w:type="dxa"/>
+              <w:end w:w="120" w:type="dxa"/>
+            </w:tcMar>
+          </w:tcPr>
+          <w:p>
+            <w:r>
+              <w:rPr>
+                <w:rFonts w:ascii="Arial" w:hAnsi="Arial" w:eastAsia="Yu Gothic"/>
+                <w:sz w:val="17"/>
+              </w:rPr>
+              <w:t>一般社団法人 玉島青年会議所</w:t>
+            </w:r>
+          </w:p>
+        </w:tc>
+      </w:tr>
+      <w:tr>
+        <w:tc>
+          <w:tcPr>
+            <w:tcW w:type="dxa" w:w="936"/>
+            <w:tcMar>
+              <w:top w:w="90" w:type="dxa"/>
+              <w:start w:w="120" w:type="dxa"/>
+              <w:bottom w:w="90" w:type="dxa"/>
+              <w:end w:w="120" w:type="dxa"/>
+            </w:tcMar>
+          </w:tcPr>
+          <w:p>
+            <w:r>
+              <w:rPr>
+                <w:rFonts w:ascii="Arial" w:hAnsi="Arial" w:eastAsia="Yu Gothic"/>
+                <w:sz w:val="17"/>
+              </w:rPr>
               <w:t>1.0</w:t>
             </w:r>
           </w:p>
@@ -506,84 +588,6 @@
                 <w:sz w:val="17"/>
               </w:rPr>
               <w:t>一般社団法人 玉島青年会議所</w:t>
-            </w:r>
-          </w:p>
-        </w:tc>
-      </w:tr>
-      <w:tr>
-        <w:tc>
-          <w:tcPr>
-            <w:tcW w:type="dxa" w:w="936"/>
-            <w:tcMar>
-              <w:top w:w="90" w:type="dxa"/>
-              <w:start w:w="120" w:type="dxa"/>
-              <w:bottom w:w="90" w:type="dxa"/>
-              <w:end w:w="120" w:type="dxa"/>
-            </w:tcMar>
-          </w:tcPr>
-          <w:p>
-            <w:r>
-              <w:rPr>
-                <w:rFonts w:ascii="Arial" w:hAnsi="Arial" w:eastAsia="Yu Gothic"/>
-                <w:sz w:val="17"/>
-              </w:rPr>
-            </w:r>
-          </w:p>
-        </w:tc>
-        <w:tc>
-          <w:tcPr>
-            <w:tcW w:type="dxa" w:w="1655"/>
-            <w:tcMar>
-              <w:top w:w="90" w:type="dxa"/>
-              <w:start w:w="120" w:type="dxa"/>
-              <w:bottom w:w="90" w:type="dxa"/>
-              <w:end w:w="120" w:type="dxa"/>
-            </w:tcMar>
-          </w:tcPr>
-          <w:p>
-            <w:r>
-              <w:rPr>
-                <w:rFonts w:ascii="Arial" w:hAnsi="Arial" w:eastAsia="Yu Gothic"/>
-                <w:sz w:val="17"/>
-              </w:rPr>
-            </w:r>
-          </w:p>
-        </w:tc>
-        <w:tc>
-          <w:tcPr>
-            <w:tcW w:type="dxa" w:w="5472"/>
-            <w:tcMar>
-              <w:top w:w="90" w:type="dxa"/>
-              <w:start w:w="120" w:type="dxa"/>
-              <w:bottom w:w="90" w:type="dxa"/>
-              <w:end w:w="120" w:type="dxa"/>
-            </w:tcMar>
-          </w:tcPr>
-          <w:p>
-            <w:r>
-              <w:rPr>
-                <w:rFonts w:ascii="Arial" w:hAnsi="Arial" w:eastAsia="Yu Gothic"/>
-                <w:sz w:val="17"/>
-              </w:rPr>
-            </w:r>
-          </w:p>
-        </w:tc>
-        <w:tc>
-          <w:tcPr>
-            <w:tcW w:type="dxa" w:w="1440"/>
-            <w:tcMar>
-              <w:top w:w="90" w:type="dxa"/>
-              <w:start w:w="120" w:type="dxa"/>
-              <w:bottom w:w="90" w:type="dxa"/>
-              <w:end w:w="120" w:type="dxa"/>
-            </w:tcMar>
-          </w:tcPr>
-          <w:p>
-            <w:r>
-              <w:rPr>
-                <w:rFonts w:ascii="Arial" w:hAnsi="Arial" w:eastAsia="Yu Gothic"/>
-                <w:sz w:val="17"/>
-              </w:rPr>
             </w:r>
           </w:p>
         </w:tc>
@@ -3268,7 +3272,7 @@
           <w:rFonts w:ascii="Arial" w:hAnsi="Arial" w:eastAsia="Yu Gothic"/>
           <w:sz w:val="20"/>
         </w:rPr>
-        <w:t>Supabase Databaseのエクスポートまたはバックアップ。</w:t>
+        <w:t>Supabase Databaseのエクスポートまたは、契約プランで利用できるバックアップ。</w:t>
       </w:r>
     </w:p>
     <w:p>
@@ -3281,7 +3285,7 @@
           <w:rFonts w:ascii="Arial" w:hAnsi="Arial" w:eastAsia="Yu Gothic"/>
           <w:sz w:val="20"/>
         </w:rPr>
-        <w:t>重要な設定変更の記録。</w:t>
+        <w:t>Vercel・Supabase・GitHubの権限一覧と、重要な設定変更の記録。</w:t>
       </w:r>
     </w:p>
     <w:p>
@@ -3302,7 +3306,7 @@
           <w:rFonts w:ascii="Arial" w:hAnsi="Arial" w:eastAsia="Yu Gothic"/>
           <w:sz w:val="20"/>
         </w:rPr>
-        <w:t>月次バックアップの実施日・担当者を記録する。</w:t>
+        <w:t>月次バックアップの実施日・担当者・保管場所を記録する。</w:t>
       </w:r>
     </w:p>
     <w:p>
@@ -3315,7 +3319,20 @@
           <w:rFonts w:ascii="Arial" w:hAnsi="Arial" w:eastAsia="Yu Gothic"/>
           <w:sz w:val="20"/>
         </w:rPr>
-        <w:t>年1回以上、復元手順を別環境で確認する。</w:t>
+        <w:t>Supabase Dashboardでバックアップ機能と復元可能な範囲を契約プランごとに確認する。</w:t>
+      </w:r>
+    </w:p>
+    <w:p>
+      <w:pPr>
+        <w:pStyle w:val="ListBullet"/>
+        <w:spacing w:after="60"/>
+      </w:pPr>
+      <w:r>
+        <w:rPr>
+          <w:rFonts w:ascii="Arial" w:hAnsi="Arial" w:eastAsia="Yu Gothic"/>
+          <w:sz w:val="20"/>
+        </w:rPr>
+        <w:t>年1回以上、復元手順を別環境で確認する。認証情報やSecretをバックアップ記録へ書かない。</w:t>
       </w:r>
     </w:p>
     <w:tbl>
@@ -6445,7 +6462,7 @@
         <w:color w:val="667085"/>
         <w:sz w:val="17"/>
       </w:rPr>
-      <w:t xml:space="preserve">Ver.1.0 | </w:t>
+      <w:t xml:space="preserve">Ver.1.1 | </w:t>
     </w:r>
     <w:r>
       <w:rPr>
